--- a/weekly-plans/PE-Weekly-Plan-Sept-28-Oct-2-2026-Football-Week-5.docx
+++ b/weekly-plans/PE-Weekly-Plan-Sept-28-Oct-2-2026-Football-Week-5.docx
@@ -1783,6 +1783,1052 @@
         <w:pStyle w:val="Heading2"/>
       </w:pPr>
       <w:r>
+        <w:rPr>
+          <w:rFonts w:ascii="Calibri" w:hAnsi="Calibri"/>
+          <w:b w:val="0"/>
+          <w:sz w:val="22"/>
+        </w:rPr>
+        <w:t>Suggested Outcome &amp; Assessment for the Week</w:t>
+      </w:r>
+    </w:p>
+    <w:p>
+      <w:r>
+        <w:rPr>
+          <w:rFonts w:ascii="Calibri" w:hAnsi="Calibri"/>
+          <w:b w:val="0"/>
+          <w:sz w:val="22"/>
+        </w:rPr>
+        <w:t>Suggested for teacher use. Short week: teaching days are Mon Sept 28, Tue Sept 29 and Thu Oct 1 only. Wed Sept 30 (Truth and Reconciliation) and Fri Oct 2 (PL Day) have no PE, so nothing is assessed those days and Thursday is the last chance for evidence. Wording is based on the PEW organizing ideas above (Movement Skill Development · Movement Tactics · Safety · Healthy Relationships · Active Living); confirm exact LearnAlberta outcome wording before report cards. Everything below comes from this week’s lessons.</w:t>
+      </w:r>
+    </w:p>
+    <w:p>
+      <w:r>
+        <w:rPr>
+          <w:rFonts w:ascii="Calibri" w:hAnsi="Calibri"/>
+          <w:b/>
+          <w:sz w:val="22"/>
+        </w:rPr>
+        <w:t>Suggested weekly learning outcome</w:t>
+      </w:r>
+    </w:p>
+    <w:p>
+      <w:r>
+        <w:rPr>
+          <w:rFonts w:ascii="Calibri" w:hAnsi="Calibri"/>
+          <w:b w:val="0"/>
+          <w:sz w:val="22"/>
+        </w:rPr>
+        <w:t>I can tag safely with a soft two-hand touch or flag pull, run a route with a plant and cut, throw a soft pass after the quarterback points, and catch in the hoop/end zone with ready hands, while keeping play fair and stay-in.</w:t>
+      </w:r>
+    </w:p>
+    <w:p>
+      <w:r>
+        <w:rPr>
+          <w:rFonts w:ascii="Calibri" w:hAnsi="Calibri"/>
+          <w:b/>
+          <w:sz w:val="22"/>
+        </w:rPr>
+        <w:t>Rubric — Beginning / Developing / Proficient / Extending</w:t>
+      </w:r>
+    </w:p>
+    <w:tbl>
+      <w:tblPr>
+        <w:tblStyle w:val="TableGrid"/>
+        <w:tblW w:type="auto" w:w="0"/>
+        <w:jc w:val="center"/>
+        <w:tblLayout w:type="fixed"/>
+        <w:tblLook w:firstColumn="1" w:firstRow="1" w:lastColumn="0" w:lastRow="0" w:noHBand="0" w:noVBand="1" w:val="04A0"/>
+        <w:tblLayout w:type="fixed"/>
+      </w:tblPr>
+      <w:tblGrid>
+        <w:gridCol w:w="1500"/>
+        <w:gridCol w:w="1800"/>
+        <w:gridCol w:w="1900"/>
+        <w:gridCol w:w="1900"/>
+        <w:gridCol w:w="1900"/>
+      </w:tblGrid>
+      <w:tr>
+        <w:trPr>
+          <w:tblHeader/>
+        </w:trPr>
+        <w:tc>
+          <w:tcPr>
+            <w:tcW w:type="dxa" w:w="1500"/>
+            <w:shd w:val="clear" w:color="auto" w:fill="D9D9D9"/>
+          </w:tcPr>
+          <w:p>
+            <w:r>
+              <w:rPr>
+                <w:rFonts w:ascii="Calibri" w:hAnsi="Calibri"/>
+                <w:b/>
+                <w:sz w:val="19"/>
+              </w:rPr>
+              <w:t>Criterion</w:t>
+            </w:r>
+          </w:p>
+        </w:tc>
+        <w:tc>
+          <w:tcPr>
+            <w:tcW w:type="dxa" w:w="1800"/>
+            <w:shd w:val="clear" w:color="auto" w:fill="D9D9D9"/>
+          </w:tcPr>
+          <w:p>
+            <w:r>
+              <w:rPr>
+                <w:rFonts w:ascii="Calibri" w:hAnsi="Calibri"/>
+                <w:b/>
+                <w:sz w:val="19"/>
+              </w:rPr>
+              <w:t>Beginning</w:t>
+            </w:r>
+          </w:p>
+        </w:tc>
+        <w:tc>
+          <w:tcPr>
+            <w:tcW w:type="dxa" w:w="1900"/>
+            <w:shd w:val="clear" w:color="auto" w:fill="D9D9D9"/>
+          </w:tcPr>
+          <w:p>
+            <w:r>
+              <w:rPr>
+                <w:rFonts w:ascii="Calibri" w:hAnsi="Calibri"/>
+                <w:b/>
+                <w:sz w:val="19"/>
+              </w:rPr>
+              <w:t>Developing</w:t>
+            </w:r>
+          </w:p>
+        </w:tc>
+        <w:tc>
+          <w:tcPr>
+            <w:tcW w:type="dxa" w:w="1900"/>
+            <w:shd w:val="clear" w:color="auto" w:fill="D9D9D9"/>
+          </w:tcPr>
+          <w:p>
+            <w:r>
+              <w:rPr>
+                <w:rFonts w:ascii="Calibri" w:hAnsi="Calibri"/>
+                <w:b/>
+                <w:sz w:val="19"/>
+              </w:rPr>
+              <w:t>Proficient</w:t>
+            </w:r>
+          </w:p>
+        </w:tc>
+        <w:tc>
+          <w:tcPr>
+            <w:tcW w:type="dxa" w:w="1900"/>
+            <w:shd w:val="clear" w:color="auto" w:fill="D9D9D9"/>
+          </w:tcPr>
+          <w:p>
+            <w:r>
+              <w:rPr>
+                <w:rFonts w:ascii="Calibri" w:hAnsi="Calibri"/>
+                <w:b/>
+                <w:sz w:val="19"/>
+              </w:rPr>
+              <w:t>Extending</w:t>
+            </w:r>
+          </w:p>
+        </w:tc>
+      </w:tr>
+      <w:tr>
+        <w:trPr>
+          <w:cantSplit/>
+        </w:trPr>
+        <w:tc>
+          <w:tcPr>
+            <w:tcW w:type="dxa" w:w="1500"/>
+            <w:shd w:val="clear" w:color="auto" w:fill="F2F2F2"/>
+          </w:tcPr>
+          <w:p>
+            <w:r>
+              <w:rPr>
+                <w:rFonts w:ascii="Calibri" w:hAnsi="Calibri"/>
+                <w:b/>
+                <w:sz w:val="19"/>
+              </w:rPr>
+              <w:t>1. Safe tag (two-hand touch / flag pull)</w:t>
+            </w:r>
+          </w:p>
+        </w:tc>
+        <w:tc>
+          <w:tcPr>
+            <w:tcW w:type="dxa" w:w="1800"/>
+          </w:tcPr>
+          <w:p>
+            <w:r>
+              <w:rPr>
+                <w:rFonts w:ascii="Calibri" w:hAnsi="Calibri"/>
+                <w:b w:val="0"/>
+                <w:sz w:val="19"/>
+              </w:rPr>
+              <w:t>Grabs shirts or tags too hard; needs frequent resets.</w:t>
+            </w:r>
+          </w:p>
+        </w:tc>
+        <w:tc>
+          <w:tcPr>
+            <w:tcW w:type="dxa" w:w="1900"/>
+          </w:tcPr>
+          <w:p>
+            <w:r>
+              <w:rPr>
+                <w:rFonts w:ascii="Calibri" w:hAnsi="Calibri"/>
+                <w:b w:val="0"/>
+                <w:sz w:val="19"/>
+              </w:rPr>
+              <w:t>Mostly soft touch or flag pull; sometimes grabs, and resets after a reminder.</w:t>
+            </w:r>
+          </w:p>
+        </w:tc>
+        <w:tc>
+          <w:tcPr>
+            <w:tcW w:type="dxa" w:w="1900"/>
+          </w:tcPr>
+          <w:p>
+            <w:r>
+              <w:rPr>
+                <w:rFonts w:ascii="Calibri" w:hAnsi="Calibri"/>
+                <w:b w:val="0"/>
+                <w:sz w:val="19"/>
+              </w:rPr>
+              <w:t>Soft two-hand touch or flag pull only — no shirt grabs or hard bumps; stretch 10 when out, then back in.</w:t>
+            </w:r>
+          </w:p>
+        </w:tc>
+        <w:tc>
+          <w:tcPr>
+            <w:tcW w:type="dxa" w:w="1900"/>
+          </w:tcPr>
+          <w:p>
+            <w:r>
+              <w:rPr>
+                <w:rFonts w:ascii="Calibri" w:hAnsi="Calibri"/>
+                <w:b w:val="0"/>
+                <w:sz w:val="19"/>
+              </w:rPr>
+              <w:t>Models soft tagging, gives tails back so everyone keeps playing (Tail Thief), and helps others keep it safe.</w:t>
+            </w:r>
+          </w:p>
+        </w:tc>
+      </w:tr>
+      <w:tr>
+        <w:trPr>
+          <w:cantSplit/>
+        </w:trPr>
+        <w:tc>
+          <w:tcPr>
+            <w:tcW w:type="dxa" w:w="1500"/>
+            <w:shd w:val="clear" w:color="auto" w:fill="F2F2F2"/>
+          </w:tcPr>
+          <w:p>
+            <w:r>
+              <w:rPr>
+                <w:rFonts w:ascii="Calibri" w:hAnsi="Calibri"/>
+                <w:b/>
+                <w:sz w:val="19"/>
+              </w:rPr>
+              <w:t>2. Run a route with plant and cut</w:t>
+            </w:r>
+          </w:p>
+        </w:tc>
+        <w:tc>
+          <w:tcPr>
+            <w:tcW w:type="dxa" w:w="1800"/>
+          </w:tcPr>
+          <w:p>
+            <w:r>
+              <w:rPr>
+                <w:rFonts w:ascii="Calibri" w:hAnsi="Calibri"/>
+                <w:b w:val="0"/>
+                <w:sz w:val="19"/>
+              </w:rPr>
+              <w:t>Runs straight with no change of direction, or is unsure which route was called.</w:t>
+            </w:r>
+          </w:p>
+        </w:tc>
+        <w:tc>
+          <w:tcPr>
+            <w:tcW w:type="dxa" w:w="1900"/>
+          </w:tcPr>
+          <w:p>
+            <w:r>
+              <w:rPr>
+                <w:rFonts w:ascii="Calibri" w:hAnsi="Calibri"/>
+                <w:b w:val="0"/>
+                <w:sz w:val="19"/>
+              </w:rPr>
+              <w:t>Plants and cuts with reminders; knows the route when the number is called.</w:t>
+            </w:r>
+          </w:p>
+        </w:tc>
+        <w:tc>
+          <w:tcPr>
+            <w:tcW w:type="dxa" w:w="1900"/>
+          </w:tcPr>
+          <w:p>
+            <w:r>
+              <w:rPr>
+                <w:rFonts w:ascii="Calibri" w:hAnsi="Calibri"/>
+                <w:b w:val="0"/>
+                <w:sz w:val="19"/>
+              </w:rPr>
+              <w:t>Runs the called route and plants and cuts (even at a walk for Gr 1–2).</w:t>
+            </w:r>
+          </w:p>
+        </w:tc>
+        <w:tc>
+          <w:tcPr>
+            <w:tcW w:type="dxa" w:w="1900"/>
+          </w:tcPr>
+          <w:p>
+            <w:r>
+              <w:rPr>
+                <w:rFonts w:ascii="Calibri" w:hAnsi="Calibri"/>
+                <w:b w:val="0"/>
+                <w:sz w:val="19"/>
+              </w:rPr>
+              <w:t>Runs routes crisply in the game; Gr 5–6 also respond to an audible at the line.</w:t>
+            </w:r>
+          </w:p>
+        </w:tc>
+      </w:tr>
+      <w:tr>
+        <w:trPr>
+          <w:cantSplit/>
+        </w:trPr>
+        <w:tc>
+          <w:tcPr>
+            <w:tcW w:type="dxa" w:w="1500"/>
+            <w:shd w:val="clear" w:color="auto" w:fill="F2F2F2"/>
+          </w:tcPr>
+          <w:p>
+            <w:r>
+              <w:rPr>
+                <w:rFonts w:ascii="Calibri" w:hAnsi="Calibri"/>
+                <w:b/>
+                <w:sz w:val="19"/>
+              </w:rPr>
+              <w:t>3. Quarterback: point, then throw</w:t>
+            </w:r>
+          </w:p>
+        </w:tc>
+        <w:tc>
+          <w:tcPr>
+            <w:tcW w:type="dxa" w:w="1800"/>
+          </w:tcPr>
+          <w:p>
+            <w:r>
+              <w:rPr>
+                <w:rFonts w:ascii="Calibri" w:hAnsi="Calibri"/>
+                <w:b w:val="0"/>
+                <w:sz w:val="19"/>
+              </w:rPr>
+              <w:t>Throws without pointing or looking up; pass is hard or off-line.</w:t>
+            </w:r>
+          </w:p>
+        </w:tc>
+        <w:tc>
+          <w:tcPr>
+            <w:tcW w:type="dxa" w:w="1900"/>
+          </w:tcPr>
+          <w:p>
+            <w:r>
+              <w:rPr>
+                <w:rFonts w:ascii="Calibri" w:hAnsi="Calibri"/>
+                <w:b w:val="0"/>
+                <w:sz w:val="19"/>
+              </w:rPr>
+              <w:t>Points then throws with a reminder; some soft passes reach the receiver.</w:t>
+            </w:r>
+          </w:p>
+        </w:tc>
+        <w:tc>
+          <w:tcPr>
+            <w:tcW w:type="dxa" w:w="1900"/>
+          </w:tcPr>
+          <w:p>
+            <w:r>
+              <w:rPr>
+                <w:rFonts w:ascii="Calibri" w:hAnsi="Calibri"/>
+                <w:b w:val="0"/>
+                <w:sz w:val="19"/>
+              </w:rPr>
+              <w:t>Quarterback points to the receiver, eyes up, then throws a soft pass (see grade-band look-fors).</w:t>
+            </w:r>
+          </w:p>
+        </w:tc>
+        <w:tc>
+          <w:tcPr>
+            <w:tcW w:type="dxa" w:w="1900"/>
+          </w:tcPr>
+          <w:p>
+            <w:r>
+              <w:rPr>
+                <w:rFonts w:ascii="Calibri" w:hAnsi="Calibri"/>
+                <w:b w:val="0"/>
+                <w:sz w:val="19"/>
+              </w:rPr>
+              <w:t>Throws accurately in the game too; Gr 5–6 student QBs call the audible.</w:t>
+            </w:r>
+          </w:p>
+        </w:tc>
+      </w:tr>
+      <w:tr>
+        <w:trPr>
+          <w:cantSplit/>
+        </w:trPr>
+        <w:tc>
+          <w:tcPr>
+            <w:tcW w:type="dxa" w:w="1500"/>
+            <w:shd w:val="clear" w:color="auto" w:fill="F2F2F2"/>
+          </w:tcPr>
+          <w:p>
+            <w:r>
+              <w:rPr>
+                <w:rFonts w:ascii="Calibri" w:hAnsi="Calibri"/>
+                <w:b/>
+                <w:sz w:val="19"/>
+              </w:rPr>
+              <w:t>4. Catch in the hoop / end zone</w:t>
+            </w:r>
+          </w:p>
+        </w:tc>
+        <w:tc>
+          <w:tcPr>
+            <w:tcW w:type="dxa" w:w="1800"/>
+          </w:tcPr>
+          <w:p>
+            <w:r>
+              <w:rPr>
+                <w:rFonts w:ascii="Calibri" w:hAnsi="Calibri"/>
+                <w:b w:val="0"/>
+                <w:sz w:val="19"/>
+              </w:rPr>
+              <w:t>Drops or avoids the ball, or runs with the ball after the catch to score.</w:t>
+            </w:r>
+          </w:p>
+        </w:tc>
+        <w:tc>
+          <w:tcPr>
+            <w:tcW w:type="dxa" w:w="1900"/>
+          </w:tcPr>
+          <w:p>
+            <w:r>
+              <w:rPr>
+                <w:rFonts w:ascii="Calibri" w:hAnsi="Calibri"/>
+                <w:b w:val="0"/>
+                <w:sz w:val="19"/>
+              </w:rPr>
+              <w:t>Catches some passes; both feet in the hoop and ready hands with reminders.</w:t>
+            </w:r>
+          </w:p>
+        </w:tc>
+        <w:tc>
+          <w:tcPr>
+            <w:tcW w:type="dxa" w:w="1900"/>
+          </w:tcPr>
+          <w:p>
+            <w:r>
+              <w:rPr>
+                <w:rFonts w:ascii="Calibri" w:hAnsi="Calibri"/>
+                <w:b w:val="0"/>
+                <w:sz w:val="19"/>
+              </w:rPr>
+              <w:t>Ready hands; catches with both feet in the hoop to score; does not run with the ball after the catch.</w:t>
+            </w:r>
+          </w:p>
+        </w:tc>
+        <w:tc>
+          <w:tcPr>
+            <w:tcW w:type="dxa" w:w="1900"/>
+          </w:tcPr>
+          <w:p>
+            <w:r>
+              <w:rPr>
+                <w:rFonts w:ascii="Calibri" w:hAnsi="Calibri"/>
+                <w:b w:val="0"/>
+                <w:sz w:val="19"/>
+              </w:rPr>
+              <w:t>Scores consistently in the end-zone game; Gr 3–6 also with a shadow defender, contesting the ball, not the person.</w:t>
+            </w:r>
+          </w:p>
+        </w:tc>
+      </w:tr>
+    </w:tbl>
+    <w:p>
+      <w:r>
+        <w:rPr>
+          <w:rFonts w:ascii="Calibri" w:hAnsi="Calibri"/>
+          <w:b/>
+          <w:sz w:val="22"/>
+        </w:rPr>
+        <w:t>Look-fors by grade band (what Proficient looks like in each band’s lessons)</w:t>
+      </w:r>
+    </w:p>
+    <w:tbl>
+      <w:tblPr>
+        <w:tblStyle w:val="TableGrid"/>
+        <w:tblW w:type="auto" w:w="0"/>
+        <w:jc w:val="center"/>
+        <w:tblLayout w:type="fixed"/>
+        <w:tblLook w:firstColumn="1" w:firstRow="1" w:lastColumn="0" w:lastRow="0" w:noHBand="0" w:noVBand="1" w:val="04A0"/>
+        <w:tblLayout w:type="fixed"/>
+      </w:tblPr>
+      <w:tblGrid>
+        <w:gridCol w:w="1500"/>
+        <w:gridCol w:w="2500"/>
+        <w:gridCol w:w="2500"/>
+        <w:gridCol w:w="2500"/>
+      </w:tblGrid>
+      <w:tr>
+        <w:trPr>
+          <w:tblHeader/>
+        </w:trPr>
+        <w:tc>
+          <w:tcPr>
+            <w:tcW w:type="dxa" w:w="1500"/>
+            <w:shd w:val="clear" w:color="auto" w:fill="D9D9D9"/>
+          </w:tcPr>
+          <w:p>
+            <w:r>
+              <w:rPr>
+                <w:rFonts w:ascii="Calibri" w:hAnsi="Calibri"/>
+                <w:b/>
+                <w:sz w:val="19"/>
+              </w:rPr>
+              <w:t>Criterion</w:t>
+            </w:r>
+          </w:p>
+        </w:tc>
+        <w:tc>
+          <w:tcPr>
+            <w:tcW w:type="dxa" w:w="2500"/>
+            <w:shd w:val="clear" w:color="auto" w:fill="D9D9D9"/>
+          </w:tcPr>
+          <w:p>
+            <w:r>
+              <w:rPr>
+                <w:rFonts w:ascii="Calibri" w:hAnsi="Calibri"/>
+                <w:b/>
+                <w:sz w:val="19"/>
+              </w:rPr>
+              <w:t>Grades 1–2</w:t>
+            </w:r>
+          </w:p>
+        </w:tc>
+        <w:tc>
+          <w:tcPr>
+            <w:tcW w:type="dxa" w:w="2500"/>
+            <w:shd w:val="clear" w:color="auto" w:fill="D9D9D9"/>
+          </w:tcPr>
+          <w:p>
+            <w:r>
+              <w:rPr>
+                <w:rFonts w:ascii="Calibri" w:hAnsi="Calibri"/>
+                <w:b/>
+                <w:sz w:val="19"/>
+              </w:rPr>
+              <w:t>Grades 3–4</w:t>
+            </w:r>
+          </w:p>
+        </w:tc>
+        <w:tc>
+          <w:tcPr>
+            <w:tcW w:type="dxa" w:w="2500"/>
+            <w:shd w:val="clear" w:color="auto" w:fill="D9D9D9"/>
+          </w:tcPr>
+          <w:p>
+            <w:r>
+              <w:rPr>
+                <w:rFonts w:ascii="Calibri" w:hAnsi="Calibri"/>
+                <w:b/>
+                <w:sz w:val="19"/>
+              </w:rPr>
+              <w:t>Grades 5–6</w:t>
+            </w:r>
+          </w:p>
+        </w:tc>
+      </w:tr>
+      <w:tr>
+        <w:trPr>
+          <w:cantSplit/>
+        </w:trPr>
+        <w:tc>
+          <w:tcPr>
+            <w:tcW w:type="dxa" w:w="1500"/>
+            <w:shd w:val="clear" w:color="auto" w:fill="F2F2F2"/>
+          </w:tcPr>
+          <w:p>
+            <w:r>
+              <w:rPr>
+                <w:rFonts w:ascii="Calibri" w:hAnsi="Calibri"/>
+                <w:b/>
+                <w:sz w:val="19"/>
+              </w:rPr>
+              <w:t>1. Safe tag (two-hand touch / flag pull)</w:t>
+            </w:r>
+          </w:p>
+        </w:tc>
+        <w:tc>
+          <w:tcPr>
+            <w:tcW w:type="dxa" w:w="2500"/>
+          </w:tcPr>
+          <w:p>
+            <w:r>
+              <w:rPr>
+                <w:rFonts w:ascii="Calibri" w:hAnsi="Calibri"/>
+                <w:b w:val="0"/>
+                <w:sz w:val="19"/>
+              </w:rPr>
+              <w:t>Soft two-hand touch or gentle flag pull; walk pace; shirt-grab = reset; lose a tail = stretch 10, get a new one.</w:t>
+            </w:r>
+          </w:p>
+        </w:tc>
+        <w:tc>
+          <w:tcPr>
+            <w:tcW w:type="dxa" w:w="2500"/>
+          </w:tcPr>
+          <w:p>
+            <w:r>
+              <w:rPr>
+                <w:rFonts w:ascii="Calibri" w:hAnsi="Calibri"/>
+                <w:b w:val="0"/>
+                <w:sz w:val="19"/>
+              </w:rPr>
+              <w:t>Soft flag pull or two-hand touch; no shirt grabs; jog; redistribute tails so nobody sits out.</w:t>
+            </w:r>
+          </w:p>
+        </w:tc>
+        <w:tc>
+          <w:tcPr>
+            <w:tcW w:type="dxa" w:w="2500"/>
+          </w:tcPr>
+          <w:p>
+            <w:r>
+              <w:rPr>
+                <w:rFonts w:ascii="Calibri" w:hAnsi="Calibri"/>
+                <w:b w:val="0"/>
+                <w:sz w:val="19"/>
+              </w:rPr>
+              <w:t>Two-hand touch only; no shirt grabs; student callers for start/stop; fair redistribution in Tail Thief.</w:t>
+            </w:r>
+          </w:p>
+        </w:tc>
+      </w:tr>
+      <w:tr>
+        <w:trPr>
+          <w:cantSplit/>
+        </w:trPr>
+        <w:tc>
+          <w:tcPr>
+            <w:tcW w:type="dxa" w:w="1500"/>
+            <w:shd w:val="clear" w:color="auto" w:fill="F2F2F2"/>
+          </w:tcPr>
+          <w:p>
+            <w:r>
+              <w:rPr>
+                <w:rFonts w:ascii="Calibri" w:hAnsi="Calibri"/>
+                <w:b/>
+                <w:sz w:val="19"/>
+              </w:rPr>
+              <w:t>2. Run a route with plant and cut</w:t>
+            </w:r>
+          </w:p>
+        </w:tc>
+        <w:tc>
+          <w:tcPr>
+            <w:tcW w:type="dxa" w:w="2500"/>
+          </w:tcPr>
+          <w:p>
+            <w:r>
+              <w:rPr>
+                <w:rFonts w:ascii="Calibri" w:hAnsi="Calibri"/>
+                <w:b w:val="0"/>
+                <w:sz w:val="19"/>
+              </w:rPr>
+              <w:t>One route only (go / straight) at a walk; plant and cut; numbers football lite.</w:t>
+            </w:r>
+          </w:p>
+        </w:tc>
+        <w:tc>
+          <w:tcPr>
+            <w:tcW w:type="dxa" w:w="2500"/>
+          </w:tcPr>
+          <w:p>
+            <w:r>
+              <w:rPr>
+                <w:rFonts w:ascii="Calibri" w:hAnsi="Calibri"/>
+                <w:b w:val="0"/>
+                <w:sz w:val="19"/>
+              </w:rPr>
+              <w:t>Three routes (go, out, curl); plant and cut; jog the route; called numbers run.</w:t>
+            </w:r>
+          </w:p>
+        </w:tc>
+        <w:tc>
+          <w:tcPr>
+            <w:tcW w:type="dxa" w:w="2500"/>
+          </w:tcPr>
+          <w:p>
+            <w:r>
+              <w:rPr>
+                <w:rFonts w:ascii="Calibri" w:hAnsi="Calibri"/>
+                <w:b w:val="0"/>
+                <w:sz w:val="19"/>
+              </w:rPr>
+              <w:t>Three routes plus an audible at the line; called numbers run; student QBs rotate.</w:t>
+            </w:r>
+          </w:p>
+        </w:tc>
+      </w:tr>
+      <w:tr>
+        <w:trPr>
+          <w:cantSplit/>
+        </w:trPr>
+        <w:tc>
+          <w:tcPr>
+            <w:tcW w:type="dxa" w:w="1500"/>
+            <w:shd w:val="clear" w:color="auto" w:fill="F2F2F2"/>
+          </w:tcPr>
+          <w:p>
+            <w:r>
+              <w:rPr>
+                <w:rFonts w:ascii="Calibri" w:hAnsi="Calibri"/>
+                <w:b/>
+                <w:sz w:val="19"/>
+              </w:rPr>
+              <w:t>3. Quarterback: point, then throw</w:t>
+            </w:r>
+          </w:p>
+        </w:tc>
+        <w:tc>
+          <w:tcPr>
+            <w:tcW w:type="dxa" w:w="2500"/>
+          </w:tcPr>
+          <w:p>
+            <w:r>
+              <w:rPr>
+                <w:rFonts w:ascii="Calibri" w:hAnsi="Calibri"/>
+                <w:b w:val="0"/>
+                <w:sz w:val="19"/>
+              </w:rPr>
+              <w:t>QB points, then soft underhand or short throw; foam OK.</w:t>
+            </w:r>
+          </w:p>
+        </w:tc>
+        <w:tc>
+          <w:tcPr>
+            <w:tcW w:type="dxa" w:w="2500"/>
+          </w:tcPr>
+          <w:p>
+            <w:r>
+              <w:rPr>
+                <w:rFonts w:ascii="Calibri" w:hAnsi="Calibri"/>
+                <w:b w:val="0"/>
+                <w:sz w:val="19"/>
+              </w:rPr>
+              <w:t>QB points, then throws; soft spiral OK if it stays soft.</w:t>
+            </w:r>
+          </w:p>
+        </w:tc>
+        <w:tc>
+          <w:tcPr>
+            <w:tcW w:type="dxa" w:w="2500"/>
+          </w:tcPr>
+          <w:p>
+            <w:r>
+              <w:rPr>
+                <w:rFonts w:ascii="Calibri" w:hAnsi="Calibri"/>
+                <w:b w:val="0"/>
+                <w:sz w:val="19"/>
+              </w:rPr>
+              <w:t>QB points, then throws; soft spiral OK; student QBs rotate and call the audible.</w:t>
+            </w:r>
+          </w:p>
+        </w:tc>
+      </w:tr>
+      <w:tr>
+        <w:trPr>
+          <w:cantSplit/>
+        </w:trPr>
+        <w:tc>
+          <w:tcPr>
+            <w:tcW w:type="dxa" w:w="1500"/>
+            <w:shd w:val="clear" w:color="auto" w:fill="F2F2F2"/>
+          </w:tcPr>
+          <w:p>
+            <w:r>
+              <w:rPr>
+                <w:rFonts w:ascii="Calibri" w:hAnsi="Calibri"/>
+                <w:b/>
+                <w:sz w:val="19"/>
+              </w:rPr>
+              <w:t>4. Catch in the hoop / end zone</w:t>
+            </w:r>
+          </w:p>
+        </w:tc>
+        <w:tc>
+          <w:tcPr>
+            <w:tcW w:type="dxa" w:w="2500"/>
+          </w:tcPr>
+          <w:p>
+            <w:r>
+              <w:rPr>
+                <w:rFonts w:ascii="Calibri" w:hAnsi="Calibri"/>
+                <w:b w:val="0"/>
+                <w:sz w:val="19"/>
+              </w:rPr>
+              <w:t>3v0 (QB + two receivers, no defender); both feet in the hoop to score; no running with the ball after the catch.</w:t>
+            </w:r>
+          </w:p>
+        </w:tc>
+        <w:tc>
+          <w:tcPr>
+            <w:tcW w:type="dxa" w:w="2500"/>
+          </w:tcPr>
+          <w:p>
+            <w:r>
+              <w:rPr>
+                <w:rFonts w:ascii="Calibri" w:hAnsi="Calibri"/>
+                <w:b w:val="0"/>
+                <w:sz w:val="19"/>
+              </w:rPr>
+              <w:t>3v1 with a passive shadow; catch in the hoop to score; no run-after-catch score.</w:t>
+            </w:r>
+          </w:p>
+        </w:tc>
+        <w:tc>
+          <w:tcPr>
+            <w:tcW w:type="dxa" w:w="2500"/>
+          </w:tcPr>
+          <w:p>
+            <w:r>
+              <w:rPr>
+                <w:rFonts w:ascii="Calibri" w:hAnsi="Calibri"/>
+                <w:b w:val="0"/>
+                <w:sz w:val="19"/>
+              </w:rPr>
+              <w:t>3v1 with an active intercept — contest the ball, not the person; student QBs and refs.</w:t>
+            </w:r>
+          </w:p>
+        </w:tc>
+      </w:tr>
+    </w:tbl>
+    <w:p>
+      <w:r>
+        <w:rPr>
+          <w:rFonts w:ascii="Calibri" w:hAnsi="Calibri"/>
+          <w:b/>
+          <w:sz w:val="22"/>
+        </w:rPr>
+        <w:t>Assessment suggestions</w:t>
+      </w:r>
+    </w:p>
+    <w:p>
+      <w:r>
+        <w:rPr>
+          <w:rFonts w:ascii="Calibri" w:hAnsi="Calibri"/>
+          <w:b w:val="0"/>
+          <w:sz w:val="22"/>
+        </w:rPr>
+        <w:t>Where to observe each criterion:</w:t>
+      </w:r>
+    </w:p>
+    <w:p>
+      <w:pPr>
+        <w:pStyle w:val="ListBullet"/>
+      </w:pPr>
+      <w:r>
+        <w:rPr>
+          <w:rFonts w:ascii="Calibri" w:hAnsi="Calibri"/>
+          <w:b w:val="0"/>
+          <w:sz w:val="22"/>
+        </w:rPr>
+        <w:t>Day 1 (Mon Sept 28): Criterion 1 during Tail Tag / Tail Swipe and Tail Thief.</w:t>
+      </w:r>
+    </w:p>
+    <w:p>
+      <w:pPr>
+        <w:pStyle w:val="ListBullet"/>
+      </w:pPr>
+      <w:r>
+        <w:rPr>
+          <w:rFonts w:ascii="Calibri" w:hAnsi="Calibri"/>
+          <w:b w:val="0"/>
+          <w:sz w:val="22"/>
+        </w:rPr>
+        <w:t>Day 2 (Tue Sept 29): Criterion 2 during cone cuts and numbers football, and a first look at Criterion 3 (QB points, then throws).</w:t>
+      </w:r>
+    </w:p>
+    <w:p>
+      <w:pPr>
+        <w:pStyle w:val="ListBullet"/>
+      </w:pPr>
+      <w:r>
+        <w:rPr>
+          <w:rFonts w:ascii="Calibri" w:hAnsi="Calibri"/>
+          <w:b w:val="0"/>
+          <w:sz w:val="22"/>
+        </w:rPr>
+        <w:t>Day 3 (Wed Sept 30): no school — no assessment.</w:t>
+      </w:r>
+    </w:p>
+    <w:p>
+      <w:pPr>
+        <w:pStyle w:val="ListBullet"/>
+      </w:pPr>
+      <w:r>
+        <w:rPr>
+          <w:rFonts w:ascii="Calibri" w:hAnsi="Calibri"/>
+          <w:b w:val="0"/>
+          <w:sz w:val="22"/>
+        </w:rPr>
+        <w:t>Day 4 (Thu Oct 1): Criterion 4 during the 3v0 / 3v1 end-zone catch and the end-zone game; second look at Criterion 3, and a final check of Criterion 1 during the game.</w:t>
+      </w:r>
+    </w:p>
+    <w:p>
+      <w:pPr>
+        <w:pStyle w:val="ListBullet"/>
+      </w:pPr>
+      <w:r>
+        <w:rPr>
+          <w:rFonts w:ascii="Calibri" w:hAnsi="Calibri"/>
+          <w:b w:val="0"/>
+          <w:sz w:val="22"/>
+        </w:rPr>
+        <w:t>Day 5 (Fri Oct 2): no school (PL Day) — no assessment. Record only what you saw on the three teaching days.</w:t>
+      </w:r>
+    </w:p>
+    <w:p>
+      <w:r>
+        <w:rPr>
+          <w:rFonts w:ascii="Calibri" w:hAnsi="Calibri"/>
+          <w:b w:val="0"/>
+          <w:sz w:val="22"/>
+        </w:rPr>
+        <w:t>Quick checklist (mark B / D / P / E beside each name on your class list; a few students per lesson is enough):</w:t>
+      </w:r>
+    </w:p>
+    <w:p>
+      <w:r>
+        <w:rPr>
+          <w:rFonts w:ascii="Calibri" w:hAnsi="Calibri"/>
+          <w:b w:val="0"/>
+          <w:sz w:val="22"/>
+        </w:rPr>
+        <w:t>[ ] 1. Safe tag (two-hand touch / flag pull)</w:t>
+      </w:r>
+    </w:p>
+    <w:p>
+      <w:r>
+        <w:rPr>
+          <w:rFonts w:ascii="Calibri" w:hAnsi="Calibri"/>
+          <w:b w:val="0"/>
+          <w:sz w:val="22"/>
+        </w:rPr>
+        <w:t>[ ] 2. Run a route with plant and cut</w:t>
+      </w:r>
+    </w:p>
+    <w:p>
+      <w:r>
+        <w:rPr>
+          <w:rFonts w:ascii="Calibri" w:hAnsi="Calibri"/>
+          <w:b w:val="0"/>
+          <w:sz w:val="22"/>
+        </w:rPr>
+        <w:t>[ ] 3. Quarterback: point, then throw</w:t>
+      </w:r>
+    </w:p>
+    <w:p>
+      <w:r>
+        <w:rPr>
+          <w:rFonts w:ascii="Calibri" w:hAnsi="Calibri"/>
+          <w:b w:val="0"/>
+          <w:sz w:val="22"/>
+        </w:rPr>
+        <w:t>[ ] 4. Catch in the hoop / end zone</w:t>
+      </w:r>
+    </w:p>
+    <w:p>
+      <w:r>
+        <w:rPr>
+          <w:rFonts w:ascii="Calibri" w:hAnsi="Calibri"/>
+          <w:b w:val="0"/>
+          <w:sz w:val="22"/>
+        </w:rPr>
+        <w:t>Exit-ticket question (ask as the cool-down):</w:t>
+      </w:r>
+    </w:p>
+    <w:p>
+      <w:pPr>
+        <w:pStyle w:val="ListBullet"/>
+      </w:pPr>
+      <w:r>
+        <w:rPr>
+          <w:rFonts w:ascii="Calibri" w:hAnsi="Calibri"/>
+          <w:b/>
+          <w:sz w:val="22"/>
+        </w:rPr>
+        <w:t xml:space="preserve">Grades 1–2: </w:t>
+      </w:r>
+      <w:r>
+        <w:rPr>
+          <w:rFonts w:ascii="Calibri" w:hAnsi="Calibri"/>
+          <w:b w:val="0"/>
+          <w:sz w:val="22"/>
+        </w:rPr>
+        <w:t>Name one kind tag or soft catch from the week. (Tuesday alternative: finish the cue — plant and ___.)</w:t>
+      </w:r>
+    </w:p>
+    <w:p>
+      <w:pPr>
+        <w:pStyle w:val="ListBullet"/>
+      </w:pPr>
+      <w:r>
+        <w:rPr>
+          <w:rFonts w:ascii="Calibri" w:hAnsi="Calibri"/>
+          <w:b/>
+          <w:sz w:val="22"/>
+        </w:rPr>
+        <w:t xml:space="preserve">Grades 3–4: </w:t>
+      </w:r>
+      <w:r>
+        <w:rPr>
+          <w:rFonts w:ascii="Calibri" w:hAnsi="Calibri"/>
+          <w:b w:val="0"/>
+          <w:sz w:val="22"/>
+        </w:rPr>
+        <w:t>Name one kind tag or soft catch from the week. (Tuesday alternative: finish the cue — plant and ___.)</w:t>
+      </w:r>
+    </w:p>
+    <w:p>
+      <w:pPr>
+        <w:pStyle w:val="ListBullet"/>
+      </w:pPr>
+      <w:r>
+        <w:rPr>
+          <w:rFonts w:ascii="Calibri" w:hAnsi="Calibri"/>
+          <w:b/>
+          <w:sz w:val="22"/>
+        </w:rPr>
+        <w:t xml:space="preserve">Grades 5–6: </w:t>
+      </w:r>
+      <w:r>
+        <w:rPr>
+          <w:rFonts w:ascii="Calibri" w:hAnsi="Calibri"/>
+          <w:b w:val="0"/>
+          <w:sz w:val="22"/>
+        </w:rPr>
+        <w:t>Name one teammate cue that helped you.</w:t>
+      </w:r>
+    </w:p>
+    <w:p>
+      <w:pPr>
+        <w:pStyle w:val="Heading2"/>
+      </w:pPr>
+      <w:r>
         <w:t>If the gym is short</w:t>
       </w:r>
     </w:p>

--- a/weekly-plans/PE-Weekly-Plan-Sept-28-Oct-2-2026-Football-Week-5.docx
+++ b/weekly-plans/PE-Weekly-Plan-Sept-28-Oct-2-2026-Football-Week-5.docx
@@ -47,7 +47,7 @@
           <w:b w:val="0"/>
           <w:sz w:val="22"/>
         </w:rPr>
-        <w:t>Theme: Football Week 5 (school week) — SCA PE Playbook October Week 1 skill sequence: safe flag/two-hand touch, routes (go/out/curl), end-zone catch. Three teaching days; fold apply options into Thu.</w:t>
+        <w:t>Theme: Football Week 5 (school week) — SCA PE Playbook September Week 5 skill sequence: safe flag/two-hand touch, routes (go/out/curl), end-zone catch. Three teaching days; fold apply options into Thu.</w:t>
       </w:r>
     </w:p>
     <w:p>
@@ -2857,7 +2857,7 @@
           <w:b w:val="0"/>
           <w:sz w:val="22"/>
         </w:rPr>
-        <w:t>wu = warm-up · cd = cool-down. School Week 5 (Sept 28–Oct 2); skill sequence matches SCA PE Playbook October Week 1 football (flag/routes/end-zone). Does not replace website lessons.</w:t>
+        <w:t>wu = warm-up · cd = cool-down. School Week 5 (Sept 28–Oct 2); skill sequence matches SCA PE Playbook September Week 5 football (flag/routes/end-zone). Does not replace website lessons.</w:t>
       </w:r>
     </w:p>
     <w:p>
@@ -2877,7 +2877,7 @@
           <w:b w:val="0"/>
           <w:sz w:val="22"/>
         </w:rPr>
-        <w:t>Builds on Week 4 football intro (hike, catch, throw, move to the catch). Next full teaching week after Oct 2 PL: Oct 6–10 (continue October football Week 2: pitch/hand-off, defend the lane, small-sided flag).</w:t>
+        <w:t>Builds on Week 4 football intro (hike, catch, throw, move to the catch). Next full teaching week after Oct 2 PL: Oct 5–9 (Football Week 6 / October Week 1: pitch/hand-off, defend the lane, small-sided flag).</w:t>
       </w:r>
     </w:p>
     <w:p>

--- a/weekly-plans/PE-Weekly-Plan-Sept-28-Oct-2-2026-Football-Week-5.docx
+++ b/weekly-plans/PE-Weekly-Plan-Sept-28-Oct-2-2026-Football-Week-5.docx
@@ -244,344 +244,6 @@
           <w:sz w:val="22"/>
         </w:rPr>
         <w:t>Soft tag / hospital stretch / 10-count, then back in — no elimination</w:t>
-      </w:r>
-    </w:p>
-    <w:p>
-      <w:pPr>
-        <w:pStyle w:val="Heading2"/>
-      </w:pPr>
-      <w:r>
-        <w:t>Game &amp; activity links used this week</w:t>
-      </w:r>
-    </w:p>
-    <w:p>
-      <w:r>
-        <w:rPr>
-          <w:rFonts w:ascii="Calibri" w:hAnsi="Calibri"/>
-          <w:b w:val="0"/>
-          <w:sz w:val="22"/>
-        </w:rPr>
-        <w:t>Click any link for a demo or refresher:</w:t>
-      </w:r>
-    </w:p>
-    <w:p>
-      <w:r>
-        <w:rPr>
-          <w:rFonts w:ascii="Calibri" w:hAnsi="Calibri"/>
-          <w:sz w:val="22"/>
-        </w:rPr>
-        <w:t xml:space="preserve">Tail Swipe (flag/tail lead-up): </w:t>
-      </w:r>
-      <w:hyperlink r:id="rId13">
-        <w:r>
-          <w:rPr>
-            <w:color w:val="0563C1"/>
-            <w:u w:val="single"/>
-            <w:sz w:val="22"/>
-            <w:rFonts w:ascii="Calibri" w:hAnsi="Calibri"/>
-          </w:rPr>
-          <w:t>PhysEdGames — Tail Swipe</w:t>
-        </w:r>
-      </w:hyperlink>
-    </w:p>
-    <w:p>
-      <w:r>
-        <w:rPr>
-          <w:rFonts w:ascii="Calibri" w:hAnsi="Calibri"/>
-          <w:sz w:val="22"/>
-        </w:rPr>
-        <w:t xml:space="preserve">Steal the Bacon: </w:t>
-      </w:r>
-      <w:hyperlink r:id="rId14">
-        <w:r>
-          <w:rPr>
-            <w:color w:val="0563C1"/>
-            <w:u w:val="single"/>
-            <w:sz w:val="22"/>
-            <w:rFonts w:ascii="Calibri" w:hAnsi="Calibri"/>
-          </w:rPr>
-          <w:t>PhysEdGames YouTube</w:t>
-        </w:r>
-      </w:hyperlink>
-    </w:p>
-    <w:p>
-      <w:r>
-        <w:rPr>
-          <w:rFonts w:ascii="Calibri" w:hAnsi="Calibri"/>
-          <w:sz w:val="22"/>
-        </w:rPr>
-        <w:t xml:space="preserve">Steal the Bacon rules: </w:t>
-      </w:r>
-      <w:hyperlink r:id="rId15">
-        <w:r>
-          <w:rPr>
-            <w:color w:val="0563C1"/>
-            <w:u w:val="single"/>
-            <w:sz w:val="22"/>
-            <w:rFonts w:ascii="Calibri" w:hAnsi="Calibri"/>
-          </w:rPr>
-          <w:t>physedgames.com/steal-the-bacon</w:t>
-        </w:r>
-      </w:hyperlink>
-    </w:p>
-    <w:p>
-      <w:r>
-        <w:rPr>
-          <w:rFonts w:ascii="Calibri" w:hAnsi="Calibri"/>
-          <w:sz w:val="22"/>
-        </w:rPr>
-        <w:t xml:space="preserve">Perfect Pass: </w:t>
-      </w:r>
-      <w:hyperlink r:id="rId16">
-        <w:r>
-          <w:rPr>
-            <w:color w:val="0563C1"/>
-            <w:u w:val="single"/>
-            <w:sz w:val="22"/>
-            <w:rFonts w:ascii="Calibri" w:hAnsi="Calibri"/>
-          </w:rPr>
-          <w:t>PhysEdGames rules</w:t>
-        </w:r>
-      </w:hyperlink>
-    </w:p>
-    <w:p>
-      <w:r>
-        <w:rPr>
-          <w:rFonts w:ascii="Calibri" w:hAnsi="Calibri"/>
-          <w:sz w:val="22"/>
-        </w:rPr>
-        <w:t xml:space="preserve">Perfect Pass demo: </w:t>
-      </w:r>
-      <w:hyperlink r:id="rId17">
-        <w:r>
-          <w:rPr>
-            <w:color w:val="0563C1"/>
-            <w:u w:val="single"/>
-            <w:sz w:val="22"/>
-            <w:rFonts w:ascii="Calibri" w:hAnsi="Calibri"/>
-          </w:rPr>
-          <w:t>YouTube — The Perfect Pass</w:t>
-        </w:r>
-      </w:hyperlink>
-    </w:p>
-    <w:p>
-      <w:r>
-        <w:rPr>
-          <w:rFonts w:ascii="Calibri" w:hAnsi="Calibri"/>
-          <w:sz w:val="22"/>
-        </w:rPr>
-        <w:t xml:space="preserve">Football Frenzy (lead-pass option): </w:t>
-      </w:r>
-      <w:hyperlink r:id="rId18">
-        <w:r>
-          <w:rPr>
-            <w:color w:val="0563C1"/>
-            <w:u w:val="single"/>
-            <w:sz w:val="22"/>
-            <w:rFonts w:ascii="Calibri" w:hAnsi="Calibri"/>
-          </w:rPr>
-          <w:t>PhysEdGames</w:t>
-        </w:r>
-      </w:hyperlink>
-    </w:p>
-    <w:p>
-      <w:r>
-        <w:rPr>
-          <w:rFonts w:ascii="Calibri" w:hAnsi="Calibri"/>
-          <w:sz w:val="22"/>
-        </w:rPr>
-        <w:t xml:space="preserve">End Zone idea: </w:t>
-      </w:r>
-      <w:hyperlink r:id="rId19">
-        <w:r>
-          <w:rPr>
-            <w:color w:val="0563C1"/>
-            <w:u w:val="single"/>
-            <w:sz w:val="22"/>
-            <w:rFonts w:ascii="Calibri" w:hAnsi="Calibri"/>
-          </w:rPr>
-          <w:t>Coach Gelardi short</w:t>
-        </w:r>
-      </w:hyperlink>
-    </w:p>
-    <w:p>
-      <w:r>
-        <w:rPr>
-          <w:rFonts w:ascii="Calibri" w:hAnsi="Calibri"/>
-          <w:sz w:val="22"/>
-        </w:rPr>
-        <w:t xml:space="preserve">Endzone Trappers (jail-catch cousin): </w:t>
-      </w:r>
-      <w:hyperlink r:id="rId20">
-        <w:r>
-          <w:rPr>
-            <w:color w:val="0563C1"/>
-            <w:u w:val="single"/>
-            <w:sz w:val="22"/>
-            <w:rFonts w:ascii="Calibri" w:hAnsi="Calibri"/>
-          </w:rPr>
-          <w:t>PhysEdGames</w:t>
-        </w:r>
-      </w:hyperlink>
-    </w:p>
-    <w:p>
-      <w:r>
-        <w:rPr>
-          <w:rFonts w:ascii="Calibri" w:hAnsi="Calibri"/>
-          <w:sz w:val="22"/>
-        </w:rPr>
-        <w:t xml:space="preserve">Horse and Jockey (wu option): </w:t>
-      </w:r>
-      <w:hyperlink r:id="rId21">
-        <w:r>
-          <w:rPr>
-            <w:color w:val="0563C1"/>
-            <w:u w:val="single"/>
-            <w:sz w:val="22"/>
-            <w:rFonts w:ascii="Calibri" w:hAnsi="Calibri"/>
-          </w:rPr>
-          <w:t>Daly Exercise YouTube</w:t>
-        </w:r>
-      </w:hyperlink>
-    </w:p>
-    <w:p>
-      <w:r>
-        <w:rPr>
-          <w:rFonts w:ascii="Calibri" w:hAnsi="Calibri"/>
-          <w:sz w:val="22"/>
-        </w:rPr>
-        <w:t xml:space="preserve">Elementary Ultimate (apply-day shape): </w:t>
-      </w:r>
-      <w:hyperlink r:id="rId22">
-        <w:r>
-          <w:rPr>
-            <w:color w:val="0563C1"/>
-            <w:u w:val="single"/>
-            <w:sz w:val="22"/>
-            <w:rFonts w:ascii="Calibri" w:hAnsi="Calibri"/>
-          </w:rPr>
-          <w:t>Prime Coaching Sport</w:t>
-        </w:r>
-      </w:hyperlink>
-    </w:p>
-    <w:p>
-      <w:r>
-        <w:rPr>
-          <w:rFonts w:ascii="Calibri" w:hAnsi="Calibri"/>
-          <w:sz w:val="22"/>
-        </w:rPr>
-        <w:t xml:space="preserve">Warm-up stay-in ideas: </w:t>
-      </w:r>
-      <w:hyperlink r:id="rId23">
-        <w:r>
-          <w:rPr>
-            <w:color w:val="0563C1"/>
-            <w:u w:val="single"/>
-            <w:sz w:val="22"/>
-            <w:rFonts w:ascii="Calibri" w:hAnsi="Calibri"/>
-          </w:rPr>
-          <w:t>Warm Up Games — No Gym, No Problem</w:t>
-        </w:r>
-      </w:hyperlink>
-    </w:p>
-    <w:p>
-      <w:r>
-        <w:rPr>
-          <w:rFonts w:ascii="Calibri" w:hAnsi="Calibri"/>
-          <w:sz w:val="22"/>
-        </w:rPr>
-        <w:t xml:space="preserve">PhysEdGames channel: </w:t>
-      </w:r>
-      <w:hyperlink r:id="rId24">
-        <w:r>
-          <w:rPr>
-            <w:color w:val="0563C1"/>
-            <w:u w:val="single"/>
-            <w:sz w:val="22"/>
-            <w:rFonts w:ascii="Calibri" w:hAnsi="Calibri"/>
-          </w:rPr>
-          <w:t>@physedgames</w:t>
-        </w:r>
-      </w:hyperlink>
-    </w:p>
-    <w:p>
-      <w:r>
-        <w:rPr>
-          <w:rFonts w:ascii="Calibri" w:hAnsi="Calibri"/>
-          <w:sz w:val="22"/>
-        </w:rPr>
-        <w:t xml:space="preserve">Coach Gelardi: </w:t>
-      </w:r>
-      <w:hyperlink r:id="rId25">
-        <w:r>
-          <w:rPr>
-            <w:color w:val="0563C1"/>
-            <w:u w:val="single"/>
-            <w:sz w:val="22"/>
-            <w:rFonts w:ascii="Calibri" w:hAnsi="Calibri"/>
-          </w:rPr>
-          <w:t>@CoachGelardi</w:t>
-        </w:r>
-      </w:hyperlink>
-    </w:p>
-    <w:p>
-      <w:r>
-        <w:rPr>
-          <w:rFonts w:ascii="Calibri" w:hAnsi="Calibri"/>
-          <w:sz w:val="22"/>
-        </w:rPr>
-        <w:t xml:space="preserve">Daly Exercise: </w:t>
-      </w:r>
-      <w:hyperlink r:id="rId26">
-        <w:r>
-          <w:rPr>
-            <w:color w:val="0563C1"/>
-            <w:u w:val="single"/>
-            <w:sz w:val="22"/>
-            <w:rFonts w:ascii="Calibri" w:hAnsi="Calibri"/>
-          </w:rPr>
-          <w:t>@Daly-Exercise</w:t>
-        </w:r>
-      </w:hyperlink>
-    </w:p>
-    <w:p>
-      <w:r>
-        <w:rPr>
-          <w:rFonts w:ascii="Calibri" w:hAnsi="Calibri"/>
-          <w:sz w:val="22"/>
-        </w:rPr>
-        <w:t xml:space="preserve">Prime Coaching Sport: </w:t>
-      </w:r>
-      <w:hyperlink r:id="rId27">
-        <w:r>
-          <w:rPr>
-            <w:color w:val="0563C1"/>
-            <w:u w:val="single"/>
-            <w:sz w:val="22"/>
-            <w:rFonts w:ascii="Calibri" w:hAnsi="Calibri"/>
-          </w:rPr>
-          <w:t>@PrimeCoachingSport</w:t>
-        </w:r>
-      </w:hyperlink>
-    </w:p>
-    <w:p>
-      <w:r>
-        <w:rPr>
-          <w:rFonts w:ascii="Calibri" w:hAnsi="Calibri"/>
-          <w:b w:val="0"/>
-          <w:sz w:val="22"/>
-        </w:rPr>
-        <w:t>Mat Football (library): throw foam footballs into mat end zones — stay-in; no separate video link.</w:t>
-      </w:r>
-    </w:p>
-    <w:p>
-      <w:r>
-        <w:rPr>
-          <w:rFonts w:ascii="Calibri" w:hAnsi="Calibri"/>
-          <w:b w:val="0"/>
-          <w:sz w:val="22"/>
-        </w:rPr>
-        <w:t>Library stay-in wu options (new Sept 21 scan): Four Corners · Guess Who / Who’s the Leader · Bottle Flip — use if you need a quick classroom/gym opener; not required on football days.</w:t>
       </w:r>
     </w:p>
     <w:p>
